--- a/contracts/動画編集_業務委託契約書_ファルコンサーチ向け_ポイント付き.docx
+++ b/contracts/動画編集_業務委託契約書_ファルコンサーチ向け_ポイント付き.docx
@@ -426,7 +426,7 @@
         <w:tab/>
       </w:r>
       <w:r>
-        <w:t xml:space="preserve">単価は、消費税等を含まない金額（税別）です。消費税等の取扱いは、</w:t>
+        <w:t xml:space="preserve">単価は、消費税等を含まない金額（税別）です。受託者は、適格請求書発行事業者（インボイス登録事業者）ではありません。消費税等の取扱いは、</w:t>
       </w:r>
       <w:r>
         <w:rPr>
@@ -588,7 +588,7 @@
         <w:tab/>
       </w:r>
       <w:r>
-        <w:t xml:space="preserve">振込手数料（送金手数料、中継銀行の手数料、為替手数料などを含みます）は、</w:t>
+        <w:t xml:space="preserve">振込手数料は、</w:t>
       </w:r>
       <w:r>
         <w:rPr>

--- a/contracts/動画編集_業務委託契約書_ファルコンサーチ向け_ポイント付き.docx
+++ b/contracts/動画編集_業務委託契約書_ファルコンサーチ向け_ポイント付き.docx
@@ -33,17 +33,7 @@
         <w:t xml:space="preserve">{{要確認}}</w:t>
       </w:r>
       <w:r>
-        <w:t xml:space="preserve">、代表者：</w:t>
-      </w:r>
-      <w:r>
-        <w:rPr>
-          <w:highlight w:val="yellow"/>
-          <w:highlightCs w:val="yellow"/>
-        </w:rPr>
-        <w:t xml:space="preserve">{{要確認}}</w:t>
-      </w:r>
-      <w:r>
-        <w:t xml:space="preserve">。以下「委託者」といいます）と、藤川拓哉（動画編集者／個人事業主、住所：〒860-0823 熊本県熊本市中央区世安町558の1 グランテージ世安807。以下「受託者」といいます）は、動画編集の業務委託について、次のとおり契約します。</w:t>
+        <w:t xml:space="preserve">、代表者：塚本彩香。以下「委託者」といいます）と、藤川拓哉（動画編集者／個人事業主、住所：〒860-0823 熊本県熊本市中央区世安町558の1 グランテージ世安807。以下「受託者」といいます）は、動画編集の業務委託について、次のとおり契約します。</w:t>
       </w:r>
     </w:p>
     <w:p>
@@ -426,17 +416,7 @@
         <w:tab/>
       </w:r>
       <w:r>
-        <w:t xml:space="preserve">単価は、消費税等を含まない金額（税別）です。受託者は、適格請求書発行事業者（インボイス登録事業者）ではありません。消費税等の取扱いは、</w:t>
-      </w:r>
-      <w:r>
-        <w:rPr>
-          <w:highlight w:val="yellow"/>
-          <w:highlightCs w:val="yellow"/>
-        </w:rPr>
-        <w:t xml:space="preserve">{{要確認}}</w:t>
-      </w:r>
-      <w:r>
-        <w:t xml:space="preserve">とします。</w:t>
+        <w:t xml:space="preserve">単価は、消費税等を加算しない金額です。受託者は、適格請求書発行事業者（インボイス登録事業者）ではありません。そのため、請求書に消費税等は記載せず、単価の金額をそのまま支払うものとします。</w:t>
       </w:r>
     </w:p>
     <w:p>
@@ -504,7 +484,7 @@
           <w:szCs w:val="18"/>
         </w:rPr>
         <w:br/>
-        <w:t xml:space="preserve">計算例：単価8,000円の動画を11本納品した月は、8,000円×11本＝88,000円（税別）です。</w:t>
+        <w:t xml:space="preserve">計算例：単価8,000円の動画を11本納品した月は、8,000円×11本＝88,000円です（消費税等の扱いは、第2項のとおりです）。</w:t>
       </w:r>
     </w:p>
     <w:p>
@@ -588,17 +568,7 @@
         <w:tab/>
       </w:r>
       <w:r>
-        <w:t xml:space="preserve">振込手数料は、</w:t>
-      </w:r>
-      <w:r>
-        <w:rPr>
-          <w:highlight w:val="yellow"/>
-          <w:highlightCs w:val="yellow"/>
-        </w:rPr>
-        <w:t xml:space="preserve">{{要確認}}</w:t>
-      </w:r>
-      <w:r>
-        <w:t xml:space="preserve">が負担します。受託者が負担する場合に限り、委託者は、実際にかかった手数料の額を報酬から差し引くことができ、その額を受託者に明らかにします。</w:t>
+        <w:t xml:space="preserve">振込手数料は、委託者が負担します。受託者が負担する場合に限り、委託者は、実際にかかった手数料の額を報酬から差し引くことができ、その額を受託者に明らかにします。</w:t>
       </w:r>
     </w:p>
     <w:p>
@@ -2052,54 +2022,45 @@
           <w:b w:val="false"/>
           <w:bCs w:val="false"/>
         </w:rPr>
-        <w:t xml:space="preserve">代表者：</w:t>
-      </w:r>
+        <w:t xml:space="preserve">代表者：塚本彩香</w:t>
+      </w:r>
+    </w:p>
+    <w:p>
+      <w:pPr>
+        <w:keepNext/>
+        <w:spacing w:after="40"/>
+      </w:pPr>
+      <w:r>
+        <w:rPr>
+          <w:b/>
+          <w:bCs/>
+        </w:rPr>
+        <w:t xml:space="preserve">【受託者】</w:t>
+      </w:r>
+    </w:p>
+    <w:p>
+      <w:pPr>
+        <w:keepNext/>
+        <w:spacing w:after="40"/>
+      </w:pPr>
       <w:r>
         <w:rPr>
           <w:b w:val="false"/>
           <w:bCs w:val="false"/>
-          <w:highlight w:val="yellow"/>
-          <w:highlightCs w:val="yellow"/>
-        </w:rPr>
-        <w:t xml:space="preserve">{{要確認}}</w:t>
-      </w:r>
-    </w:p>
-    <w:p>
-      <w:pPr>
-        <w:keepNext/>
-        <w:spacing w:after="40"/>
-      </w:pPr>
-      <w:r>
-        <w:rPr>
-          <w:b/>
-          <w:bCs/>
-        </w:rPr>
-        <w:t xml:space="preserve">【受託者】</w:t>
-      </w:r>
-    </w:p>
-    <w:p>
-      <w:pPr>
-        <w:keepNext/>
-        <w:spacing w:after="40"/>
+        </w:rPr>
+        <w:t xml:space="preserve">住所：〒860-0823 熊本県熊本市中央区世安町558の1 グランテージ世安807</w:t>
+      </w:r>
+    </w:p>
+    <w:p>
+      <w:pPr>
+        <w:keepNext w:val="false"/>
+        <w:spacing w:after="200"/>
       </w:pPr>
       <w:r>
         <w:rPr>
           <w:b w:val="false"/>
           <w:bCs w:val="false"/>
         </w:rPr>
-        <w:t xml:space="preserve">住所：〒860-0823 熊本県熊本市中央区世安町558の1 グランテージ世安807</w:t>
-      </w:r>
-    </w:p>
-    <w:p>
-      <w:pPr>
-        <w:keepNext w:val="false"/>
-        <w:spacing w:after="200"/>
-      </w:pPr>
-      <w:r>
-        <w:rPr>
-          <w:b w:val="false"/>
-          <w:bCs w:val="false"/>
-        </w:rPr>
         <w:t xml:space="preserve">氏名：藤川拓哉</w:t>
       </w:r>
     </w:p>
@@ -2121,7 +2082,7 @@
           <w:sz w:val="19"/>
           <w:szCs w:val="19"/>
         </w:rPr>
-        <w:t xml:space="preserve">本契約第2条・第4条にもとづく、業務の種類と単価です。業務の種類を増やすときは、下の表に行を足します（本文を変える必要はありません）。単価は、税別です。</w:t>
+        <w:t xml:space="preserve">本契約第2条・第4条にもとづく、業務の種類と単価です。業務の種類を増やすときは、下の表に行を足します（本文を変える必要はありません）。単価は、消費税等を加算しない金額です。</w:t>
       </w:r>
     </w:p>
     <w:tbl>
@@ -2260,7 +2221,7 @@
                 <w:sz w:val="17"/>
                 <w:szCs w:val="17"/>
               </w:rPr>
-              <w:t xml:space="preserve">単価（税別）</w:t>
+              <w:t xml:space="preserve">単価</w:t>
             </w:r>
           </w:p>
         </w:tc>
@@ -2491,18 +2452,7 @@
                 <w:sz w:val="17"/>
                 <w:szCs w:val="17"/>
               </w:rPr>
-              <w:t xml:space="preserve">想定本数：月10〜12本（目安であり、本数を保証するものではありません。第3条6項）。1本あたりの長さ・仕様の上限：</w:t>
-            </w:r>
-            <w:r>
-              <w:rPr>
-                <w:b w:val="false"/>
-                <w:bCs w:val="false"/>
-                <w:sz w:val="17"/>
-                <w:szCs w:val="17"/>
-                <w:highlight w:val="yellow"/>
-                <w:highlightCs w:val="yellow"/>
-              </w:rPr>
-              <w:t xml:space="preserve">{{要確認}}</w:t>
+              <w:t xml:space="preserve">想定本数：月10〜12本（目安であり、本数を保証するものではありません。第3条6項）。1本あたりの長さ・仕様は個別発注で示し、通常の想定を大きく超える場合は、単価を相談して決めます。</w:t>
             </w:r>
           </w:p>
         </w:tc>
